--- a/submission/SFR_submission/01_Title_Page.docx
+++ b/submission/SFR_submission/01_Title_Page.docx
@@ -12,7 +12,7 @@
           <w:b/>
           <w:sz w:val="28"/>
         </w:rPr>
-        <w:t>Rated at the Peak? Firm Valuation around the First LSEG ESG Score in Five Southeast Asian Markets</w:t>
+        <w:t>Who Gets an ESG Score? Coverage Selection and Firm Value in Five Southeast Asian Markets</w:t>
       </w:r>
     </w:p>
     <w:p>
@@ -294,7 +294,7 @@
       </w:pPr>
       <w:r>
         <w:rPr/>
-        <w:t>The authors used Claude (Anthropic), through Claude Code, in September 2026 to screen research questions, draft the pre-analysis plan, write the R code, edit the text, check references, and simulate referee reports. The authors reviewed every output, checked each reported number against the R output files, and take full responsibility for the content.</w:t>
+        <w:t>The authors used Claude (Anthropic), through Claude Code, in September and October 2026 to screen research questions, draft the pre-analysis plan, write the R code, edit and revise the text, check references, and simulate referee reports. The authors reviewed every output, checked each reported number against the R output files, and take full responsibility for the content.</w:t>
       </w:r>
     </w:p>
     <w:sectPr>
